--- a/docs/Informe tecnico Sumativa 3 Feria NewMix.docx
+++ b/docs/Informe tecnico Sumativa 3 Feria NewMix.docx
@@ -43,7 +43,7 @@
         <w:outlineLvl w:val="9"/>
       </w:pPr>
       <w:r>
-        <w:t>La API se comprobó en el entorno local: aprobaron 35 pruebas específicas y las 129 pruebas totales del proyecto, junto con la configuración y el esquema OpenAPI. Este informe explica DRF, JWT, permisos, privacidad, Swagger y la actualización de stock. AWS está aplazado y su criterio permanece pendiente.</w:t>
+        <w:t>La ampliación funciona en local y fue desplegada en EC2 el 4 de octubre de 2026. La API incorpora JWT, cuatro perfiles y respuestas según permisos. MariaDB y phpMyAdmin se comprobaron en la instancia; las evidencias remotas se incluyen al final. La demostración presencial y HTTPS para acceso público autenticado siguen pendientes.</w:t>
       </w:r>
     </w:p>
     <w:p>
@@ -351,7 +351,7 @@
         <w:drawing>
           <wp:inline xmlns:a="http://schemas.openxmlformats.org/drawingml/2006/main" xmlns:pic="http://schemas.openxmlformats.org/drawingml/2006/picture">
             <wp:extent cx="6120000" cy="3100800"/>
-            <wp:docPr id="2" name="Picture 2" descr="Figura 2  Arquitectura lógica y etapa AWS pendiente"/>
+            <wp:docPr id="2" name="Picture 2" descr="Arquitectura lógica de la web y API desplegadas en AWS EC2"/>
             <wp:cNvGraphicFramePr>
               <a:graphicFrameLocks noChangeAspect="1"/>
             </wp:cNvGraphicFramePr>
@@ -388,7 +388,7 @@
         <w:outlineLvl w:val="9"/>
       </w:pPr>
       <w:r>
-        <w:t>Figura 2  Arquitectura lógica y etapa AWS pendiente</w:t>
+        <w:t>Figura 2  Arquitectura lógica de la solución desplegada en AWS EC2</w:t>
       </w:r>
     </w:p>
     <w:p>
@@ -396,7 +396,7 @@
         <w:outlineLvl w:val="9"/>
       </w:pPr>
       <w:r>
-        <w:t>La web usa páginas HTML y sesiones de Django. La API usa solicitudes HTTP, JWT y respuestas JSON. Swagger actúa como cliente para consultar o probar los servicios. Las dos entradas comparten Django, el ORM y los modelos existentes. SQLite se usa para la revisión local; el despliegue y la base de EC2 siguen pendientes.</w:t>
+        <w:t>La web usa páginas HTML y sesiones de Django. La API recibe HTTP con JWT y retorna JSON; Swagger permite probarla. Ambas comparten Django, ORM y modelos. En EC2, NGINX recibe las solicitudes, Gunicorn ejecuta Django y MariaDB guarda los datos en newmix. SQLite se conserva para pruebas locales aisladas.</w:t>
       </w:r>
     </w:p>
     <w:tbl>
@@ -2791,7 +2791,7 @@
         <w:outlineLvl w:val="9"/>
       </w:pPr>
       <w:r>
-        <w:t>Las relaciones PROTECT impiden borrar Cliente o Disco con ventas. Se responde 400 sin enumerar objetos privados. Las pruebas de SQLite comprueban la lógica local; la concurrencia y base remota requieren su validación posterior.</w:t>
+        <w:t>Las relaciones PROTECT impiden borrar Cliente o Disco con ventas y responden 400 sin enumerar objetos privados. El 4 de octubre se comprobó el CRUD y el stock en MariaDB mediante HTTP sobre registros temporales, conservando los datos originales. Esa prueba funcional no demuestra por sí sola carga concurrente.</w:t>
       </w:r>
     </w:p>
     <w:p>
@@ -4495,7 +4495,7 @@
                 <w:color w:val="000000"/>
                 <w:sz w:val="20"/>
               </w:rPr>
-              <w:t>Token refresh y vencimiento probados. Authorize y consumo local comprobados.</w:t>
+              <w:t>JWT y renovación probados por los cuatro perfiles en EC2. Swagger remoto obtuvo JWT, Authorize y GET 200 el 5 de octubre; figuras 8 y 9.</w:t>
             </w:r>
           </w:p>
         </w:tc>
@@ -4771,7 +4771,7 @@
                 <w:color w:val="000000"/>
                 <w:sz w:val="20"/>
               </w:rPr>
-              <w:t>Esquema válido sin advertencias. Swagger público y Authorize local comprobados.</w:t>
+              <w:t>Esquema OpenAPI validado. Authorize y Execute GET /api/discos/1/ devolvieron 200 desde Swagger en EC2 el 5 de octubre; figuras 8 y 9.</w:t>
             </w:r>
           </w:p>
         </w:tc>
@@ -4909,7 +4909,7 @@
                 <w:color w:val="000000"/>
                 <w:sz w:val="20"/>
               </w:rPr>
-              <w:t>Pendiente AWS aplazado. Preparación inicial sin base o servicios comprobados.</w:t>
+              <w:t>EC2 y MariaDB operativos; web/API/JWT/Swagger, servicios y base comprobados el 4 y 5 de octubre. Captura de instancia activa y evidencias remotas al final.</w:t>
             </w:r>
           </w:p>
         </w:tc>
@@ -4978,7 +4978,7 @@
                 <w:color w:val="000000"/>
                 <w:sz w:val="20"/>
               </w:rPr>
-              <w:t>README guía informe y evidencia local. Demostración presencial y remota pendientes.</w:t>
+              <w:t>Informe y guías actualizados con pruebas locales y remotas. Falta la presentación técnica presencial por el estudiante.</w:t>
             </w:r>
           </w:p>
         </w:tc>
@@ -4995,7 +4995,7 @@
         <w:outlineLvl w:val="9"/>
       </w:pPr>
       <w:r>
-        <w:t>El criterio 9 permanece pendiente porque AWS está aplazado. Tener código, guía o preparación del entorno no demuestra que la API esté publicada. El criterio 10 cuenta con documentación local, pero la demostración presencial y evidencia remota todavía requieren ejecución.</w:t>
+        <w:t>El criterio 9 cuenta con el despliegue y pruebas remotas del 4 de octubre de 2026: base, migraciones, servicios, JWT, API y phpMyAdmin. El criterio 10 reúne documentación y evidencias, pero la exposición presencial requiere que el estudiante explique y demuestre la solución. La calificación corresponde al evaluador.</w:t>
       </w:r>
     </w:p>
     <w:p>
@@ -5026,7 +5026,7 @@
         <w:outlineLvl w:val="9"/>
       </w:pPr>
       <w:r>
-        <w:t>El registro anterior confirma acceso inicial a la instancia, clonación del repositorio y preparación del entorno virtual con dependencias. No confirma una base remota operativa, migraciones aplicadas ni servicios Gunicorn y NGINX activos. La ampliación API tampoco se ha demostrado desde esa instancia. El trabajo de AWS está aplazado por decisión del usuario.</w:t>
+        <w:t>El 4 de octubre de 2026 se completó el despliegue en una instancia existente de Amazon Linux 2023, región us-east-1. /var/www/newmix usa la rama codex/sumativa-3-api y el código a53105b. MariaDB 10.11 almacena newmix mediante el backend mysql de Django. MariaDB, Gunicorn y NGINX se comprobaron activos y habilitados al iniciar.</w:t>
       </w:r>
     </w:p>
     <w:p>
@@ -5034,7 +5034,7 @@
         <w:outlineLvl w:val="9"/>
       </w:pPr>
       <w:r>
-        <w:t>Para cerrar el requisito se debe comprobar base y migraciones, publicar web y servicios REST, configurar acceso remoto y reunir capturas reales de EC2, endpoints, Swagger y JWT. No se incluyen IP, usuario SSH, claves o contraseñas en este informe. La guía despliegue_ec2.md conserva los pasos propuestos, sin servir como evidencia de ejecución.</w:t>
+        <w:t>La IP pública comprobada el 4 de octubre fue 13.222.64.182. La web, Swagger, esquema y JWT respondieron desde EC2. Contraseñas y tokens se probaron por un túnel SSH: localhost:8008 llega a NGINX remoto y localhost:8081 a phpMyAdmin remoto. El laboratorio debe estar activo; su IP puede cambiar al reiniciar.</w:t>
       </w:r>
     </w:p>
     <w:p>
@@ -5051,7 +5051,7 @@
         <w:outlineLvl w:val="9"/>
       </w:pPr>
       <w:r>
-        <w:t>La ampliación permite consultar y gestionar clientes discos y ventas mediante JSON con JWT. Las 129 pruebas totales aprobaron y la interfaz web conserva sus funciones. Los servicios restringen operaciones y campos según perfil; el Cliente compra para su propia cuenta sin elegir identidad fecha o precio. El funcionamiento local cuenta con pruebas repetibles y documentación para su consumo.</w:t>
+        <w:t>Feria NewMix conserva su interfaz web y añade una API REST sobre los mismos modelos. El despliegue verificado utiliza Django, Gunicorn, NGINX y MariaDB en EC2. Las pruebas muestran acceso por roles, respuestas JSON, transacciones de stock y conservación de los datos originales. Swagger permite describir y consumir los endpoints protegidos.</w:t>
       </w:r>
     </w:p>
     <w:p>
@@ -5059,7 +5059,7 @@
         <w:outlineLvl w:val="9"/>
       </w:pPr>
       <w:r>
-        <w:t>La separación de roles limita tanto operaciones como campos de salida. El stock y el precio histórico utilizan los modelos existentes. Para completar la evaluación falta ejecutar el despliegue remoto y la demostración presencial; las comprobaciones locales no reemplazan esas evidencias.</w:t>
+        <w:t>Los roles limitan operaciones y campos de salida. Las pruebas de MariaDB conservaron stock, precio histórico y registros originales. Para la presentación se deben recorrer autenticación, permisos, transacción, Swagger, base y servicios. HTTPS continúa pendiente para autenticar por la dirección pública; la demostración actual utiliza SSH.</w:t>
       </w:r>
     </w:p>
     <w:p>
@@ -5451,6 +5451,543 @@
         <w:t>Los PDF de Unidad 3 explican el procedimiento. Las capturas del curso no se utilizan como prueba del funcionamiento de Feria NewMix. La privacidad por rol y la compra propia se aplican al contexto de este proyecto.</w:t>
       </w:r>
     </w:p>
+    <w:p>
+      <w:pPr>
+        <w:pStyle w:val="TituloInforme"/>
+        <w:keepNext/>
+        <w:pageBreakBefore/>
+        <w:outlineLvl w:val="9"/>
+      </w:pPr>
+      <w:r>
+        <w:t>Instancia EC2 activa y acceso remoto</w:t>
+      </w:r>
+    </w:p>
+    <w:p>
+      <w:pPr>
+        <w:outlineLvl w:val="9"/>
+      </w:pPr>
+      <w:r>
+        <w:t>El 5 de octubre de 2026 la consola AWS mostró la instancia Servidor Linux en ejecución, con IP pública 35.168.62.2 y DNS ec2-35-168-62-2.compute-1.amazonaws.com. La verificación por SSH confirmó la rama codex/sumativa-3-api, los servicios activos y los puertos privados. La instancia debe seguir disponible durante la revisión presencial.</w:t>
+      </w:r>
+    </w:p>
+    <w:p>
+      <w:pPr>
+        <w:keepNext/>
+        <w:jc w:val="center"/>
+        <w:outlineLvl w:val="9"/>
+      </w:pPr>
+      <w:r>
+        <w:drawing>
+          <wp:inline xmlns:a="http://schemas.openxmlformats.org/drawingml/2006/main" xmlns:pic="http://schemas.openxmlformats.org/drawingml/2006/picture">
+            <wp:extent cx="6120000" cy="2765215"/>
+            <wp:docPr id="5" name="Picture 5" descr="Evidencia AWS  Instancia existente en ejecución e IP/DNS del 5 de octubre"/>
+            <wp:cNvGraphicFramePr>
+              <a:graphicFrameLocks noChangeAspect="1"/>
+            </wp:cNvGraphicFramePr>
+            <a:graphic>
+              <a:graphicData uri="http://schemas.openxmlformats.org/drawingml/2006/picture">
+                <pic:pic>
+                  <pic:nvPicPr>
+                    <pic:cNvPr id="0" name="ec2_instancia_20261005.png"/>
+                    <pic:cNvPicPr/>
+                  </pic:nvPicPr>
+                  <pic:blipFill>
+                    <a:blip r:embed="rId14"/>
+                    <a:stretch>
+                      <a:fillRect/>
+                    </a:stretch>
+                  </pic:blipFill>
+                  <pic:spPr>
+                    <a:xfrm>
+                      <a:off x="0" y="0"/>
+                      <a:ext cx="6120000" cy="2765215"/>
+                    </a:xfrm>
+                    <a:prstGeom prst="rect"/>
+                  </pic:spPr>
+                </pic:pic>
+              </a:graphicData>
+            </a:graphic>
+          </wp:inline>
+        </w:drawing>
+      </w:r>
+    </w:p>
+    <w:p>
+      <w:pPr>
+        <w:pStyle w:val="PieImagen"/>
+        <w:spacing w:after="160"/>
+        <w:outlineLvl w:val="9"/>
+      </w:pPr>
+      <w:r>
+        <w:rPr>
+          <w:sz w:val="18"/>
+        </w:rPr>
+        <w:t>Evidencia AWS  Instancia existente en ejecución e IP/DNS del 5 de octubre</w:t>
+      </w:r>
+    </w:p>
+    <w:p>
+      <w:pPr>
+        <w:outlineLvl w:val="9"/>
+      </w:pPr>
+      <w:r>
+        <w:t>La comprobación SSH del 5 de octubre confirmó mysql/newmix/127.0.0.1; 13 artistas, 37 discos, 4 clientes, 6 ventas y 50 archivos. Web, Swagger y esquema respondieron 200. El registro de acceso y comandos está en docs/evidencias_ec2/conectividad_ec2.txt; no contiene credenciales.</w:t>
+      </w:r>
+    </w:p>
+    <w:p>
+      <w:pPr>
+        <w:pStyle w:val="TituloInforme"/>
+        <w:keepNext/>
+        <w:pageBreakBefore/>
+        <w:outlineLvl w:val="9"/>
+      </w:pPr>
+      <w:r>
+        <w:t>EC2 servicios y conectividad</w:t>
+      </w:r>
+    </w:p>
+    <w:p>
+      <w:pPr>
+        <w:outlineLvl w:val="9"/>
+      </w:pPr>
+      <w:r>
+        <w:t>La verificación del 4 de octubre de 2026 confirmó Amazon Linux 2023, Python 3.12.14, MariaDB 10.11.18 y PHP 8.3.33. El código remoto corresponde a a53105b en codex/sumativa-3-api. La instancia utilizada ya existía; esta continuación configuró su base y publicó los servicios.</w:t>
+      </w:r>
+    </w:p>
+    <w:p>
+      <w:pPr>
+        <w:outlineLvl w:val="9"/>
+      </w:pPr>
+      <w:r>
+        <w:t>NGINX escucha en el puerto 80; Gunicorn en 127.0.0.1:8000 y MariaDB en 127.0.0.1:3306. phpMyAdmin 5.2.3 usa cookie, contraseña obligatoria y usuario SQL limitado a newmix, con root deshabilitado. Su servidor temporal escucha sólo en 127.0.0.1:8081. La nueva regla SSH se limitó a la IP autorizada del PC y se conservaron las reglas previas.</w:t>
+      </w:r>
+    </w:p>
+    <w:p>
+      <w:pPr>
+        <w:keepNext/>
+        <w:jc w:val="center"/>
+        <w:outlineLvl w:val="9"/>
+      </w:pPr>
+      <w:r>
+        <w:drawing>
+          <wp:inline xmlns:a="http://schemas.openxmlformats.org/drawingml/2006/main" xmlns:pic="http://schemas.openxmlformats.org/drawingml/2006/picture">
+            <wp:extent cx="6120000" cy="2764496"/>
+            <wp:docPr id="6" name="Picture 6" descr="Figura 5  Web servida por EC2 y consultada mediante el túnel SSH"/>
+            <wp:cNvGraphicFramePr>
+              <a:graphicFrameLocks noChangeAspect="1"/>
+            </wp:cNvGraphicFramePr>
+            <a:graphic>
+              <a:graphicData uri="http://schemas.openxmlformats.org/drawingml/2006/picture">
+                <pic:pic>
+                  <pic:nvPicPr>
+                    <pic:cNvPr id="0" name="web_ec2.png"/>
+                    <pic:cNvPicPr/>
+                  </pic:nvPicPr>
+                  <pic:blipFill>
+                    <a:blip r:embed="rId15"/>
+                    <a:stretch>
+                      <a:fillRect/>
+                    </a:stretch>
+                  </pic:blipFill>
+                  <pic:spPr>
+                    <a:xfrm>
+                      <a:off x="0" y="0"/>
+                      <a:ext cx="6120000" cy="2764496"/>
+                    </a:xfrm>
+                    <a:prstGeom prst="rect"/>
+                  </pic:spPr>
+                </pic:pic>
+              </a:graphicData>
+            </a:graphic>
+          </wp:inline>
+        </w:drawing>
+      </w:r>
+    </w:p>
+    <w:p>
+      <w:pPr>
+        <w:pStyle w:val="PieImagen"/>
+        <w:spacing w:after="160"/>
+        <w:outlineLvl w:val="9"/>
+      </w:pPr>
+      <w:r>
+        <w:rPr>
+          <w:sz w:val="18"/>
+        </w:rPr>
+        <w:t>Figura 5  Web servida por EC2 y consultada mediante el túnel SSH</w:t>
+      </w:r>
+    </w:p>
+    <w:p>
+      <w:pPr>
+        <w:outlineLvl w:val="9"/>
+      </w:pPr>
+      <w:r>
+        <w:t>manage.py check, makemigrations --check --dry-run, pip check, validación OpenAPI y nginx -t aprobaron. check --deploy mantiene cuatro advertencias relativas a HTTPS: HSTS, redirección y cookies seguras de sesión y CSRF. Las credenciales se probaron por SSH; la dirección pública se utilizó para una consulta sin autenticación.</w:t>
+      </w:r>
+    </w:p>
+    <w:p>
+      <w:pPr>
+        <w:outlineLvl w:val="9"/>
+      </w:pPr>
+      <w:r>
+        <w:t>Los valores de IP y estado corresponden a la fecha de prueba. Antes de la exposición se comprueban nuevamente en AWS Academy. La sesión del laboratorio debe estar activa; al reiniciar se revisan ALLOWED_HOSTS y server_name si cambió la IP.</w:t>
+      </w:r>
+    </w:p>
+    <w:p>
+      <w:pPr>
+        <w:outlineLvl w:val="9"/>
+      </w:pPr>
+      <w:r>
+        <w:t>El 5 de octubre se renovó la sesión del laboratorio y se comprobó la nueva IP 35.168.62.2. La regla SSH se actualizó a la IP del PC con autorización del usuario. Se habilitó mariadb.socket y se añadió Requires/After a mariadb.service para conservar la escucha en localhost al iniciar el servicio. Las comprobaciones posteriores aprobaron.</w:t>
+      </w:r>
+    </w:p>
+    <w:p>
+      <w:pPr>
+        <w:pStyle w:val="TituloInforme"/>
+        <w:keepNext/>
+        <w:pageBreakBefore/>
+        <w:outlineLvl w:val="9"/>
+      </w:pPr>
+      <w:r>
+        <w:t>MariaDB tablas y relaciones</w:t>
+      </w:r>
+    </w:p>
+    <w:p>
+      <w:pPr>
+        <w:outlineLvl w:val="9"/>
+      </w:pPr>
+      <w:r>
+        <w:t>Django y phpMyAdmin consultan la misma base newmix en EC2. Se restauraron 5 cuentas, 4 grupos, 13 artistas, 37 discos, 4 clientes, 6 ventas y 50 archivos. La comprobación inicial comparó 575 campos y todos los archivos por hash. No se crearon las tablas de negocio manualmente: provienen de las migraciones de Django.</w:t>
+      </w:r>
+    </w:p>
+    <w:p>
+      <w:pPr>
+        <w:keepNext/>
+        <w:jc w:val="center"/>
+        <w:outlineLvl w:val="9"/>
+      </w:pPr>
+      <w:r>
+        <w:drawing>
+          <wp:inline xmlns:a="http://schemas.openxmlformats.org/drawingml/2006/main" xmlns:pic="http://schemas.openxmlformats.org/drawingml/2006/picture">
+            <wp:extent cx="6120000" cy="2944770"/>
+            <wp:docPr id="7" name="Picture 7" descr="Figura 6  Tablas y cantidades de newmix desde phpMyAdmin remoto"/>
+            <wp:cNvGraphicFramePr>
+              <a:graphicFrameLocks noChangeAspect="1"/>
+            </wp:cNvGraphicFramePr>
+            <a:graphic>
+              <a:graphicData uri="http://schemas.openxmlformats.org/drawingml/2006/picture">
+                <pic:pic>
+                  <pic:nvPicPr>
+                    <pic:cNvPr id="0" name="phpmyadmin_newmix.png"/>
+                    <pic:cNvPicPr/>
+                  </pic:nvPicPr>
+                  <pic:blipFill>
+                    <a:blip r:embed="rId16"/>
+                    <a:stretch>
+                      <a:fillRect/>
+                    </a:stretch>
+                  </pic:blipFill>
+                  <pic:spPr>
+                    <a:xfrm>
+                      <a:off x="0" y="0"/>
+                      <a:ext cx="6120000" cy="2944770"/>
+                    </a:xfrm>
+                    <a:prstGeom prst="rect"/>
+                  </pic:spPr>
+                </pic:pic>
+              </a:graphicData>
+            </a:graphic>
+          </wp:inline>
+        </w:drawing>
+      </w:r>
+    </w:p>
+    <w:p>
+      <w:pPr>
+        <w:pStyle w:val="PieImagen"/>
+        <w:spacing w:after="160"/>
+        <w:outlineLvl w:val="9"/>
+      </w:pPr>
+      <w:r>
+        <w:rPr>
+          <w:sz w:val="18"/>
+        </w:rPr>
+        <w:t>Figura 6  Tablas y cantidades de newmix desde phpMyAdmin remoto</w:t>
+      </w:r>
+    </w:p>
+    <w:p>
+      <w:pPr>
+        <w:outlineLvl w:val="9"/>
+      </w:pPr>
+      <w:r>
+        <w:t>La sesión y las cantidades mostradas en phpMyAdmin se comprobaron nuevamente el 5 de octubre. La consulta de llaves foráneas de la figura siguiente corresponde al 4 de octubre.</w:t>
+      </w:r>
+    </w:p>
+    <w:p>
+      <w:pPr>
+        <w:keepNext/>
+        <w:jc w:val="center"/>
+        <w:outlineLvl w:val="9"/>
+      </w:pPr>
+      <w:r>
+        <w:drawing>
+          <wp:inline xmlns:a="http://schemas.openxmlformats.org/drawingml/2006/main" xmlns:pic="http://schemas.openxmlformats.org/drawingml/2006/picture">
+            <wp:extent cx="6120000" cy="2764496"/>
+            <wp:docPr id="8" name="Picture 8" descr="Figura 7  Consulta real de las 13 llaves foráneas de la base remota"/>
+            <wp:cNvGraphicFramePr>
+              <a:graphicFrameLocks noChangeAspect="1"/>
+            </wp:cNvGraphicFramePr>
+            <a:graphic>
+              <a:graphicData uri="http://schemas.openxmlformats.org/drawingml/2006/picture">
+                <pic:pic>
+                  <pic:nvPicPr>
+                    <pic:cNvPr id="0" name="phpmyadmin_relaciones.png"/>
+                    <pic:cNvPicPr/>
+                  </pic:nvPicPr>
+                  <pic:blipFill>
+                    <a:blip r:embed="rId17"/>
+                    <a:stretch>
+                      <a:fillRect/>
+                    </a:stretch>
+                  </pic:blipFill>
+                  <pic:spPr>
+                    <a:xfrm>
+                      <a:off x="0" y="0"/>
+                      <a:ext cx="6120000" cy="2764496"/>
+                    </a:xfrm>
+                    <a:prstGeom prst="rect"/>
+                  </pic:spPr>
+                </pic:pic>
+              </a:graphicData>
+            </a:graphic>
+          </wp:inline>
+        </w:drawing>
+      </w:r>
+    </w:p>
+    <w:p>
+      <w:pPr>
+        <w:pStyle w:val="PieImagen"/>
+        <w:spacing w:after="160"/>
+        <w:outlineLvl w:val="9"/>
+      </w:pPr>
+      <w:r>
+        <w:rPr>
+          <w:sz w:val="18"/>
+        </w:rPr>
+        <w:t>Figura 7  Consulta real de las 13 llaves foráneas de la base remota</w:t>
+      </w:r>
+    </w:p>
+    <w:p>
+      <w:pPr>
+        <w:pStyle w:val="TituloInforme"/>
+        <w:keepNext/>
+        <w:pageBreakBefore/>
+        <w:outlineLvl w:val="9"/>
+      </w:pPr>
+      <w:r>
+        <w:t>JWT Swagger y pruebas en EC2</w:t>
+      </w:r>
+    </w:p>
+    <w:p>
+      <w:pPr>
+        <w:outlineLvl w:val="9"/>
+      </w:pPr>
+      <w:r>
+        <w:t>El 4 de octubre se verificaron emisión y renovación de JWT, lecturas y privacidad de Administrador, Operador, Consulta y Cliente; sin JWT la API respondió 401. Las 86 comprobaciones CRUD HTTP verificaron creación, consulta, modificación, eliminación, permisos, compra propia y stock. Se retiraron sólo los registros temporales creados: cliente, disco y dos ventas. Los registros originales antes y después coincidieron.</w:t>
+      </w:r>
+    </w:p>
+    <w:p>
+      <w:pPr>
+        <w:outlineLvl w:val="9"/>
+      </w:pPr>
+      <w:r>
+        <w:t>El 5 de octubre se repitieron JWT y privacidad de los cuatro perfiles. Desde la interfaz de Swagger desplegada se obtuvo un JWT, se usó Authorize y se ejecutó GET /api/discos/1/: respuesta real 200 como Consulta, sin campos privados. Las capturas siguientes pertenecen a esta prueba remota por SSH.</w:t>
+      </w:r>
+    </w:p>
+    <w:p>
+      <w:pPr>
+        <w:keepNext/>
+        <w:jc w:val="center"/>
+        <w:outlineLvl w:val="9"/>
+      </w:pPr>
+      <w:r>
+        <w:drawing>
+          <wp:inline xmlns:a="http://schemas.openxmlformats.org/drawingml/2006/main" xmlns:pic="http://schemas.openxmlformats.org/drawingml/2006/picture">
+            <wp:extent cx="6120000" cy="2325600"/>
+            <wp:docPr id="9" name="Picture 9" descr="Figura 8  Authorize en Swagger de EC2 con estado Authorized y token oculto"/>
+            <wp:cNvGraphicFramePr>
+              <a:graphicFrameLocks noChangeAspect="1"/>
+            </wp:cNvGraphicFramePr>
+            <a:graphic>
+              <a:graphicData uri="http://schemas.openxmlformats.org/drawingml/2006/picture">
+                <pic:pic>
+                  <pic:nvPicPr>
+                    <pic:cNvPr id="0" name="swagger_authorize_ec2.png"/>
+                    <pic:cNvPicPr/>
+                  </pic:nvPicPr>
+                  <pic:blipFill>
+                    <a:blip r:embed="rId18"/>
+                    <a:stretch>
+                      <a:fillRect/>
+                    </a:stretch>
+                  </pic:blipFill>
+                  <pic:spPr>
+                    <a:xfrm>
+                      <a:off x="0" y="0"/>
+                      <a:ext cx="6120000" cy="2325600"/>
+                    </a:xfrm>
+                    <a:prstGeom prst="rect"/>
+                  </pic:spPr>
+                </pic:pic>
+              </a:graphicData>
+            </a:graphic>
+          </wp:inline>
+        </w:drawing>
+      </w:r>
+    </w:p>
+    <w:p>
+      <w:pPr>
+        <w:pStyle w:val="PieImagen"/>
+        <w:spacing w:after="160"/>
+        <w:outlineLvl w:val="9"/>
+      </w:pPr>
+      <w:r>
+        <w:rPr>
+          <w:sz w:val="18"/>
+        </w:rPr>
+        <w:t>Figura 8  Authorize en Swagger de EC2 con estado Authorized y token oculto</w:t>
+      </w:r>
+    </w:p>
+    <w:p>
+      <w:pPr>
+        <w:keepNext/>
+        <w:jc w:val="center"/>
+        <w:outlineLvl w:val="9"/>
+      </w:pPr>
+      <w:r>
+        <w:drawing>
+          <wp:inline xmlns:a="http://schemas.openxmlformats.org/drawingml/2006/main" xmlns:pic="http://schemas.openxmlformats.org/drawingml/2006/picture">
+            <wp:extent cx="5400000" cy="4137097"/>
+            <wp:docPr id="10" name="Picture 10" descr="Figura 9  Respuesta HTTP real desde Execute en Swagger desplegado"/>
+            <wp:cNvGraphicFramePr>
+              <a:graphicFrameLocks noChangeAspect="1"/>
+            </wp:cNvGraphicFramePr>
+            <a:graphic>
+              <a:graphicData uri="http://schemas.openxmlformats.org/drawingml/2006/picture">
+                <pic:pic>
+                  <pic:nvPicPr>
+                    <pic:cNvPr id="0" name="swagger_get_ec2.png"/>
+                    <pic:cNvPicPr/>
+                  </pic:nvPicPr>
+                  <pic:blipFill>
+                    <a:blip r:embed="rId19"/>
+                    <a:stretch>
+                      <a:fillRect/>
+                    </a:stretch>
+                  </pic:blipFill>
+                  <pic:spPr>
+                    <a:xfrm>
+                      <a:off x="0" y="0"/>
+                      <a:ext cx="5400000" cy="4137097"/>
+                    </a:xfrm>
+                    <a:prstGeom prst="rect"/>
+                  </pic:spPr>
+                </pic:pic>
+              </a:graphicData>
+            </a:graphic>
+          </wp:inline>
+        </w:drawing>
+      </w:r>
+    </w:p>
+    <w:p>
+      <w:pPr>
+        <w:pStyle w:val="PieImagen"/>
+        <w:spacing w:after="160"/>
+        <w:outlineLvl w:val="9"/>
+      </w:pPr>
+      <w:r>
+        <w:rPr>
+          <w:sz w:val="18"/>
+        </w:rPr>
+        <w:t>Figura 9  Respuesta HTTP real desde Execute en Swagger desplegado</w:t>
+      </w:r>
+    </w:p>
+    <w:p>
+      <w:pPr>
+        <w:pStyle w:val="TituloInforme"/>
+        <w:keepNext/>
+        <w:pageBreakBefore/>
+        <w:outlineLvl w:val="9"/>
+      </w:pPr>
+      <w:r>
+        <w:t>Formularios y archivos comprobados en EC2</w:t>
+      </w:r>
+    </w:p>
+    <w:p>
+      <w:pPr>
+        <w:outlineLvl w:val="9"/>
+      </w:pPr>
+      <w:r>
+        <w:t>El 5 de octubre aprobaron 62 comprobaciones web remotas: creación y edición por formularios, validación de año/precio/stock, imagen y PDF, CSRF, búsqueda y filtros, Django Admin y permisos de Administrador, Operador y Consulta. La imagen y el PDF descargados coincidieron con los archivos enviados por SHA256; la URL directa del almacenamiento privado respondió 404 y el PDF requirió autenticación. Otras 14 comprobaciones confirmaron limpieza y conservación de originales: 76 en total.</w:t>
+      </w:r>
+    </w:p>
+    <w:p>
+      <w:pPr>
+        <w:keepNext/>
+        <w:jc w:val="center"/>
+        <w:outlineLvl w:val="9"/>
+      </w:pPr>
+      <w:r>
+        <w:drawing>
+          <wp:inline xmlns:a="http://schemas.openxmlformats.org/drawingml/2006/main" xmlns:pic="http://schemas.openxmlformats.org/drawingml/2006/picture">
+            <wp:extent cx="6120000" cy="2945472"/>
+            <wp:docPr id="11" name="Picture 11" descr="Figura 10  Registro temporal con imagen y descarga protegida de PDF en EC2"/>
+            <wp:cNvGraphicFramePr>
+              <a:graphicFrameLocks noChangeAspect="1"/>
+            </wp:cNvGraphicFramePr>
+            <a:graphic>
+              <a:graphicData uri="http://schemas.openxmlformats.org/drawingml/2006/picture">
+                <pic:pic>
+                  <pic:nvPicPr>
+                    <pic:cNvPr id="0" name="web_detalle_pdf_ec2.png"/>
+                    <pic:cNvPicPr/>
+                  </pic:nvPicPr>
+                  <pic:blipFill>
+                    <a:blip r:embed="rId20"/>
+                    <a:stretch>
+                      <a:fillRect/>
+                    </a:stretch>
+                  </pic:blipFill>
+                  <pic:spPr>
+                    <a:xfrm>
+                      <a:off x="0" y="0"/>
+                      <a:ext cx="6120000" cy="2945472"/>
+                    </a:xfrm>
+                    <a:prstGeom prst="rect"/>
+                  </pic:spPr>
+                </pic:pic>
+              </a:graphicData>
+            </a:graphic>
+          </wp:inline>
+        </w:drawing>
+      </w:r>
+    </w:p>
+    <w:p>
+      <w:pPr>
+        <w:pStyle w:val="PieImagen"/>
+        <w:spacing w:after="160"/>
+        <w:outlineLvl w:val="9"/>
+      </w:pPr>
+      <w:r>
+        <w:rPr>
+          <w:sz w:val="18"/>
+        </w:rPr>
+        <w:t>Figura 10  Registro temporal con imagen y descarga protegida de PDF en EC2</w:t>
+      </w:r>
+    </w:p>
+    <w:p>
+      <w:pPr>
+        <w:outlineLvl w:val="9"/>
+      </w:pPr>
+      <w:r>
+        <w:t>El registro de demostración y sus dos archivos se retiraron después de las capturas. Se verificó que los clientes, discos y ventas originales permanecían iguales. Las imágenes adicionales de formulario y filtros, junto con el resultado de limpieza, están en docs/evidencias_ec2. La exposición debe repetir el recorrido y explicar las decisiones.</w:t>
+      </w:r>
+    </w:p>
     <w:sectPr>
       <w:footerReference w:type="default" r:id="rId9"/>
       <w:pgSz w:w="11906" w:h="16838"/>
